--- a/testakten/verlagsredaktion-morgenlage-fachverlag/13_honorarrechnung_diskussion_niemczyk.docx
+++ b/testakten/verlagsredaktion-morgenlage-fachverlag/13_honorarrechnung_diskussion_niemczyk.docx
@@ -841,7 +841,7 @@
         <w:jc w:val="left"/>
       </w:pPr>
       <w:r>
-        <w:t>Von:     christiane.niemczyk@kanzlei-niemczyk.test</w:t>
+        <w:t>Von:     christiane.niemczyk@kanzlei-niemczyk.de</w:t>
       </w:r>
     </w:p>
     <w:p>
@@ -849,7 +849,7 @@
         <w:jc w:val="left"/>
       </w:pPr>
       <w:r>
-        <w:t>An:      mahnservice@verlagsbuero-lichtblau.test</w:t>
+        <w:t>An:      mahnservice@verlagsbuero-lichtblau.de</w:t>
       </w:r>
     </w:p>
     <w:p>
@@ -857,7 +857,7 @@
         <w:jc w:val="left"/>
       </w:pPr>
       <w:r>
-        <w:t>Cc:      m.klee@mf-fachmedien.test, t.krenz@mf-fachmedien.test</w:t>
+        <w:t>Cc:      m.klee@mf-fachmedien.de, t.krenz@mf-fachmedien.de</w:t>
       </w:r>
     </w:p>
     <w:p>

--- a/testakten/verlagsredaktion-morgenlage-fachverlag/13_honorarrechnung_diskussion_niemczyk.docx
+++ b/testakten/verlagsredaktion-morgenlage-fachverlag/13_honorarrechnung_diskussion_niemczyk.docx
@@ -944,7 +944,7 @@
         <w:rPr>
           <w:i/>
         </w:rPr>
-        <w:t>§ 3 Honorar</w:t>
+        <w:t>Paragraf  3 Honorar</w:t>
       </w:r>
     </w:p>
     <w:p>
@@ -988,7 +988,7 @@
         <w:rPr>
           <w:i/>
         </w:rPr>
-        <w:t>§ 9 Vorrang Schriftform</w:t>
+        <w:t>Paragraf  9 Vorrang Schriftform</w:t>
       </w:r>
     </w:p>
     <w:p>
@@ -1030,38 +1030,6 @@
           <w:i/>
         </w:rPr>
         <w:t>"Telefonat mit Frau Dr. Niemczyk 09.10.2025, 14:00. Sie ist mit dem Honorar einverstanden. Hinweis Niemczyk: bitte unbürokratisch, sie habe keine Lust, Einzelrechnungen zu schreiben; ggf. Pauschale über Reihe abrechnen. Krenz: er werde das mit der Buchhaltung klären. Keine schriftliche Bestätigung erfolgt."</w:t>
-      </w:r>
-    </w:p>
-    <w:p>
-      <w:pPr>
-        <w:jc w:val="left"/>
-      </w:pPr>
-      <w:r>
-        <w:t>Klee hat damit zwei widersprüchliche Stände:</w:t>
-      </w:r>
-    </w:p>
-    <w:p>
-      <w:pPr>
-        <w:pStyle w:val="ListNumber"/>
-      </w:pPr>
-      <w:r>
-        <w:t>Im Vertrag steht die Rechnungspflicht (§ 3 Abs. 2 VV).</w:t>
-      </w:r>
-    </w:p>
-    <w:p>
-      <w:pPr>
-        <w:pStyle w:val="ListNumber"/>
-      </w:pPr>
-      <w:r>
-        <w:t>Im Aktenvermerk Krenz wird eine "Pauschalierungsabsicht" notiert, ohne dass die Schriftformklausel (§ 9 VV) eingehalten wurde.</w:t>
-      </w:r>
-    </w:p>
-    <w:p>
-      <w:pPr>
-        <w:jc w:val="left"/>
-      </w:pPr>
-      <w:r>
-        <w:t>Es ist nicht klar, ob Krenz die Buchhaltung tatsächlich kontaktiert hat. Aus den Buchhaltungsakten ist nur ersichtlich, dass Buchhaltung Vincke am 06.05.2026 routinemäßig die Rechnung für den Beitrag gestellt hat (Standardprozess Honorarabrechnung).</w:t>
       </w:r>
     </w:p>
     <w:p>
@@ -1298,189 +1266,6 @@
         </w:tc>
       </w:tr>
     </w:tbl>
-    <w:p>
-      <w:pPr>
-        <w:pStyle w:val="Heading2"/>
-      </w:pPr>
-      <w:r>
-        <w:rPr>
-          <w:rFonts w:ascii="Times New Roman" w:hAnsi="Times New Roman"/>
-        </w:rPr>
-        <w:t>Plausible Deutungen</w:t>
-      </w:r>
-    </w:p>
-    <w:p>
-      <w:pPr>
-        <w:pStyle w:val="ListNumber"/>
-      </w:pPr>
-      <w:r>
-        <w:rPr>
-          <w:b/>
-        </w:rPr>
-        <w:t>Krenz hat zugesagt, aber nichts schriftlich gemacht.</w:t>
-      </w:r>
-      <w:r>
-        <w:t xml:space="preserve"> Niemczyk verlässt sich darauf, der Vertrag bleibt formell wirksam, Mahnung ist nicht "gegenstandslos", aber kollegial peinlich. Lösung: Pauschale aus eigener Verantwortung umsetzen, Rechnung stornieren, Honorar als Auszahlung ohne Rechnung verbuchen (möglich nach steuerlichen Vorgaben für Honorare unter Pauschalgrenze, ggf. mit Bedenken).</w:t>
-      </w:r>
-    </w:p>
-    <w:p>
-      <w:pPr>
-        <w:pStyle w:val="ListNumber"/>
-      </w:pPr>
-      <w:r>
-        <w:rPr>
-          <w:b/>
-        </w:rPr>
-        <w:t>Krenz hat gar nicht zugesagt; Niemczyk missdeutet das Telefonat.</w:t>
-      </w:r>
-      <w:r>
-        <w:t xml:space="preserve"> Dann Honorar wie Vertrag, Rechnung fällig, Mahnung berechtigt. Risiko: Konflikt mit wichtiger Autorin.</w:t>
-      </w:r>
-    </w:p>
-    <w:p>
-      <w:pPr>
-        <w:pStyle w:val="ListNumber"/>
-      </w:pPr>
-      <w:r>
-        <w:rPr>
-          <w:b/>
-        </w:rPr>
-        <w:t>Beide haben aneinander vorbei geredet; "Pauschale" bezog sich auf eine künftige Reihe, nicht auf den Beitrag in Heft 5.</w:t>
-      </w:r>
-      <w:r>
-        <w:t xml:space="preserve"> Dann Klärung mit Krenz nach Rückkehr aus Elternzeit nötig.</w:t>
-      </w:r>
-    </w:p>
-    <w:p>
-      <w:pPr>
-        <w:pStyle w:val="Heading2"/>
-      </w:pPr>
-      <w:r>
-        <w:rPr>
-          <w:rFonts w:ascii="Times New Roman" w:hAnsi="Times New Roman"/>
-        </w:rPr>
-        <w:t>Vorgehensvorschlag Klee</w:t>
-      </w:r>
-    </w:p>
-    <w:p>
-      <w:pPr>
-        <w:pStyle w:val="ListNumber"/>
-      </w:pPr>
-      <w:r>
-        <w:t xml:space="preserve">Vor dem Vertriebs-Jour-fixe Do 04.06. die Buchhaltung (Vincke) bitten, die Mahnung </w:t>
-      </w:r>
-      <w:r>
-        <w:rPr>
-          <w:b/>
-        </w:rPr>
-        <w:t>Stufe 3 nicht auszulösen</w:t>
-      </w:r>
-      <w:r>
-        <w:t xml:space="preserve"> bis zur Klärung.</w:t>
-      </w:r>
-    </w:p>
-    <w:p>
-      <w:pPr>
-        <w:pStyle w:val="ListNumber"/>
-      </w:pPr>
-      <w:r>
-        <w:t>Krenz nicht in Elternzeit stören (Vereinbarung Verlagsleitung: keine inhaltliche Eskalation während Schutzzeit).</w:t>
-      </w:r>
-    </w:p>
-    <w:p>
-      <w:pPr>
-        <w:pStyle w:val="ListNumber"/>
-      </w:pPr>
-      <w:r>
-        <w:t>Niemczyk mit einem ruhigen Brief antworten: Verlag prüft den Aktenvermerk und meldet sich bis 15.06. mit Vorschlag.</w:t>
-      </w:r>
-    </w:p>
-    <w:p>
-      <w:pPr>
-        <w:pStyle w:val="ListNumber"/>
-      </w:pPr>
-      <w:r>
-        <w:t>Buchhaltung anweisen: keine Verzugszinsen-Eskalation, bis Vorgang abgeschlossen.</w:t>
-      </w:r>
-    </w:p>
-    <w:p>
-      <w:pPr>
-        <w:pStyle w:val="Heading2"/>
-      </w:pPr>
-      <w:r>
-        <w:rPr>
-          <w:rFonts w:ascii="Times New Roman" w:hAnsi="Times New Roman"/>
-        </w:rPr>
-        <w:t>Erwarteter Output Plugin</w:t>
-      </w:r>
-    </w:p>
-    <w:p>
-      <w:pPr>
-        <w:pStyle w:val="ListBullet"/>
-      </w:pPr>
-      <w:r>
-        <w:t>Briefentwurf an Niemczyk (sachlich, mit Bitte um Geduld, keine Schuldzuweisung).</w:t>
-      </w:r>
-    </w:p>
-    <w:p>
-      <w:pPr>
-        <w:pStyle w:val="ListBullet"/>
-      </w:pPr>
-      <w:r>
-        <w:t>Interner Aktenvermerk für die Heftleitung nach Krenz' Rückkehr.</w:t>
-      </w:r>
-    </w:p>
-    <w:p>
-      <w:pPr>
-        <w:pStyle w:val="ListBullet"/>
-      </w:pPr>
-      <w:r>
-        <w:t>Kennzeichnung des Honorarvorgangs für den Jour-fixe als "Honorarvorgang in Klärung, keine Stufe 3 vor 15.06.".</w:t>
-      </w:r>
-    </w:p>
-    <w:p>
-      <w:pPr>
-        <w:pStyle w:val="ListBullet"/>
-      </w:pPr>
-      <w:r>
-        <w:t>Hinweis: Schriftformklausel im Verlagsvertrag setzt Niemczyks Berufung auf eine mündliche Zusage formell unter Vorbehalt -- aber das ist hier kein Argument für eine harte Linie, sondern für eine geordnete Klärung.</w:t>
-      </w:r>
-    </w:p>
-    <w:p>
-      <w:pPr>
-        <w:pStyle w:val="Heading2"/>
-      </w:pPr>
-      <w:r>
-        <w:rPr>
-          <w:rFonts w:ascii="Times New Roman" w:hAnsi="Times New Roman"/>
-        </w:rPr>
-        <w:t>Risiken</w:t>
-      </w:r>
-    </w:p>
-    <w:p>
-      <w:pPr>
-        <w:pStyle w:val="ListBullet"/>
-      </w:pPr>
-      <w:r>
-        <w:t>Reputations- und Beziehungsrisiko mit Niemczyk (sie hat in Heft 9/2026 einen Folgebeitrag in Aussicht gestellt).</w:t>
-      </w:r>
-    </w:p>
-    <w:p>
-      <w:pPr>
-        <w:pStyle w:val="ListBullet"/>
-      </w:pPr>
-      <w:r>
-        <w:t>Buchhalterisches Risiko bei Pauschalauszahlung ohne Rechnung -- bitte mit Vincke und ggf. Steuerberater klären.</w:t>
-      </w:r>
-    </w:p>
-    <w:p>
-      <w:pPr>
-        <w:pStyle w:val="ListBullet"/>
-      </w:pPr>
-      <w:r>
-        <w:t>Verlagsinternes Risiko: ähnliche Aktenvermerke "Pauschale ohne Schriftform" könnten häufiger vorkommen. Klee schlägt vor, im Jour-fixe einen Prozess-Check anzuregen.</w:t>
-      </w:r>
-    </w:p>
     <w:sectPr>
       <w:pgSz w:w="11906" w:h="16838"/>
       <w:pgMar w:top="1417" w:right="1417" w:bottom="1417" w:left="1417" w:header="720" w:footer="720" w:gutter="0"/>
